--- a/javoblar/049.docx
+++ b/javoblar/049.docx
@@ -66,7 +66,7 @@
         <w:spacing w:after="40"/>
       </w:pPr>
       <w:r>
-        <w:t xml:space="preserve">suv yo'li — ifloslangan ichimlik suvi orqali; ko'p sonli holatlar bilan kechadigan epidemiyalarni keltirib chiqaradi (ich terlama, vabo uchun xos);</w:t>
+        <w:t xml:space="preserve">suv yo'li — ifloslangan ichimlik suvi orqali; odatda ko'p sonli, bir vaqtda paydo bo'ladigan holatlar bilan kechadigan epidemiyalarni keltirib chiqaradi (ich terlama, vabo uchun xos);</w:t>
       </w:r>
     </w:p>
     <w:p>
@@ -215,7 +215,7 @@
         <w:spacing w:after="40"/>
       </w:pPr>
       <w:r>
-        <w:t xml:space="preserve">o'choqda joriy va yakuniy dezinfeksiya hamda dezinseksiya (pashshaga qarshi).</w:t>
+        <w:t xml:space="preserve">o'choqda joriy va yakuniy dezinfeksiya hamda dezinseksiya (pashshaga qarshi kurash).</w:t>
       </w:r>
     </w:p>
     <w:p>

--- a/javoblar/049.docx
+++ b/javoblar/049.docx
@@ -224,7 +224,7 @@
         <w:jc w:val="both"/>
       </w:pPr>
       <w:r>
-        <w:t xml:space="preserve">O'choqda bemorni aniqlash, ajratish, muloqotda bo'lganlarni kuzatish va laboratoriya tekshiruvi ham tadbirlar tarkibiga kiradi. Maxsus profilaktika (vaksina) ba'zi OIKda (vabo, gepatit A, rotavirus) mavjud, biroq ko'pchiligida u yetakchi emas, shu bois sanitariya choralari ustuvor bo'lib qoladi. Epidemik mavsum oldidan profilaktik tadbirlar majmuasi — suv manbalarini tekshirish, bozor va umumiy ovqatlanish shoxobchalarida nazoratni kuchaytirish, pashshaga qarshi kurash va sanitariya-targ'ibot — oldindan rejalashtiriladi [1]. Rejalashtirishda sektorlararo hamkorlik (suv ta'minoti, kommunal xizmat, veterinariya) muhim o'rin tutadi, chunki OIKga qarshi kurash faqat tibbiy sohaning kuchi bilan hal bo'lmaydi. Tadbirlar epidemiologik tashxis asosida tuziladi va ularning samaradorligi kasallanishning pasayishi orqali baholanadi.</w:t>
+        <w:t xml:space="preserve">O'choqda bemorni aniqlash, ajratish, muloqotda bo'lganlarni kuzatish va laboratoriya tekshiruvi ham tadbirlar tarkibiga kiradi. Maxsus profilaktika (vaksina) ba'zi OIKda (vabo, gepatit A, rotavirus) mavjud, biroq ko'pchiligida u yetakchi emas, shu bois sanitariya choralari ustuvor bo'lib qoladi. Epidemik mavsum oldidan profilaktik tadbirlar majmuasi — suv manbalarini tekshirish, bozor va umumiy ovqatlanish shoxobchalarida nazoratni kuchaytirish, pashshaga qarshi kurash va sanitariya-targ'ibot — oldindan rejalashtiriladi [1]. Rejalashtirishda sektorlararo hamkorlik (suv ta'minoti, kommunal xizmat, veterinariya) muhim o'rin tutadi, chunki OIKga qarshi kurash faqat tibbiy sohaning kuchi bilan hal bo'lmaydi. Tadbirlar epidemiologik tashxis asosida tuziladi va ularning samaradorligi kasallanishning pasayishi hamda o'choqlar sonining kamayishi orqali baholanadi. Favqulodda vaziyatlar uchun zaxira resurslar (dezinfeksiyalovchi vositalar, regidratatsiya eritmalari) ham oldindan ta'minlanadi.</w:t>
       </w:r>
     </w:p>
     <w:p>

--- a/javoblar/049.docx
+++ b/javoblar/049.docx
@@ -8,7 +8,7 @@
         <w:spacing w:after="200"/>
       </w:pPr>
       <w:r>
-        <w:t xml:space="preserve">49. O'tkir ichak infeksiyalari va ularning yuqish yo'llari. Epidemiyaga qarshi chora-tadbirlarni rejalashtirish</w:t>
+        <w:t xml:space="preserve">49. KKGL kasalligining tashxisi, epidemiologiyasi va profilaktikasi. Epidemiyaga qarshi chora-tadbirlarni rejalashtirish</w:t>
       </w:r>
     </w:p>
     <w:p>
@@ -17,7 +17,7 @@
         <w:jc w:val="both"/>
       </w:pPr>
       <w:r>
-        <w:t xml:space="preserve">O'tkir ichak infeksiyalari (OIK) — patogen enterobakteriyalar, shartli-patogen qo'zg'atuvchilar va viruslar keltirib chiqaradigan, oshqozon-ichak traktining zararlanishi, intoksikatsiya va degidratatsiya bilan kechadigan kasalliklar guruhidir. Bu guruhga ich terlama, dizenteriya (shigellyoz), salmonellyoz, vabo, esherixioz, rotavirus infeksiyasi va virusli gepatit A kiradi. Barcha OIK yagona fekal-oral mexanizm orqali yuqadi, bu ularni epidemiologik jihatdan yagona guruhga birlashtiradi va profilaktikada o'xshash yondashuvni belgilaydi. O'zbekistonda ularga qarshi kurash SSV ning 2015-yil 25-martdagi 122-sonli buyrug'i bilan tartibga solingan [1]. OIK dunyo bo'ylab, ayniqsa bolalar orasida kasallanish va o'limning muhim sabablaridan biri bo'lib qolmoqda; ularning aksariyati toza suv, sanitariya va gigiyena (WASH) choralari bilan oldini olish mumkin [2]. OIK guruhining asosiy klinik belgilari — ich ketish, qusish, qorin og'rig'i va intoksikatsiya bo'lib, og'ir hollarda suvsizlanish (degidratatsiya) hayot uchun xavf tug'diradi, ayniqsa chaqaloqlarda. Shu bois OIK nafaqat epidemiologik, balki klinik jihatdan ham muhim muammodir va og'ir hollarda suyuqlik-tuz yo'qotishini tiklash (regidratatsiya) hayot saqlab qoladi.</w:t>
+        <w:t xml:space="preserve">Qrim-Kongo gemorragik isitmasi (KKGL) — KKGL virusi (CCHFV) keltirib chiqaradigan o'ta xavfli tabiiy o'choqli virusli gemorragik isitma bo'lib, u yuqori isitma, intoksikatsiya va gemorragik sindrom (qon ketishlar) bilan kechadi. Kasallik transmissiv mexanizm orqali, asosan Hyalomma avlodiga mansub kanalar chaqishi orqali yuqadi [2]. KKGL o'lim darajasi yuqori — JSST ma'lumotiga ko'ra taxminan 10–40% bo'lgan, o'ta xavfli yuqumli kasalliklar qatoriga kiruvchi kasallikdir [2]. O'zbekistonda KKGLga qarshi kurash SSV ning 2016-yil 16-maydagi 226-sonli buyrug'i bilan tartibga solingan [1].</w:t>
       </w:r>
     </w:p>
     <w:p>
@@ -26,7 +26,7 @@
         <w:spacing w:after="80" w:before="160"/>
       </w:pPr>
       <w:r>
-        <w:t xml:space="preserve">Umumiy epidemiologik xususiyatlar</w:t>
+        <w:t xml:space="preserve">Etiologiya va tabiiy o'choq</w:t>
       </w:r>
     </w:p>
     <w:p>
@@ -35,7 +35,7 @@
         <w:jc w:val="both"/>
       </w:pPr>
       <w:r>
-        <w:t xml:space="preserve">OIKning umumiy xususiyati — qo'zg'atuvchining najas orqali tashqi muhitga chiqib, og'iz orqali yangi organizmga kirishidir. Infeksiya manbai antroponozlarda odam (kasal yoki qo'zg'atuvchi tashuvchi), zoonozlarda esa hayvonlar (salmonellyozda parranda va qoramol) bo'ladi; aralash hollar ham uchraydi. Kasallanish yozgi-kuzgi mavsumiylikka ega, bu issiq havoda qo'zg'atuvchining tashqi muhitda va oziq-ovqatda yaxshi saqlanishi hamda pashsha faolligining ortishi bilan bog'liq. OIK ko'pincha suv yoki oziq-ovqat bilan bog'liq o'choqlar ko'rinishida yuzaga keladi; kichik yoshdagi bolalar, keksalar va sanitariya sharoiti past hududlar aholisi xavf guruhini tashkil etadi [1][2]. OIK qo'zg'atuvchilari turlicha chidamlilikka ega: ayrimlari (ich terlama, gepatit A virusi) tashqi muhitda uzoq saqlanadi, boshqalari esa tez nobud bo'ladi; bu farq ularning yetakchi yuqish yo'li va profilaktikasini belgilaydi. Shuningdek, ba'zi OIK (ich terlama) surunkali tashuvchilik bilan kechadi, bu manbani nazorat qilishni qiyinlashtiradi va uzoq muddatli kuzatuvni talab qiladi.</w:t>
+        <w:t xml:space="preserve">Qo'zg'atuvchi — Nayrovirus avlodiga mansub RNK saqlovchi KKGL virusi. Kasallik tabiiy o'choqli bo'lib, virusning tabiatdagi aylanishida kanalar (asosiy rezervuar va tashuvchi) hamda yovvoyi va uy hayvonlari (qoramol, qo'y, echki, quyon) ishtirok etadi. Hayvonlar virus bilan zararlanganda kasallanmaydi, biroq ularda qisqa muddatli viremiya kuzatiladi va ular kanalarni zararlantiradi. O'zbekistonda KKGL tabiiy o'choqlari mavjud bo'lib, ular doimiy epidemiologik nazoratni talab qiladi [1]. Tabiiy o'choqlilik ta'limoti (Y.N. Pavlovskiy) KKGL misolida yaqqol namoyon bo'ladi: virus tabiatda kanalar va hayvonlar o'rtasida odam ishtirokisiz ham aylanadi, odam esa bu tabiiy siklga tasodifan qo'shiladi. Shu bois KKGLni to'liq yo'q qilib bo'lmaydi, uni faqat nazorat ostida ushlab turish mumkin. Kasallanish mavsumiy — kanalar faol bo'lgan bahor-yoz oylarida ko'tariladi va asosan chorvachilik bilan shug'ullanuvchi qishloq aholisi orasida uchraydi. (O'zbekistonga xos aniq kasallanish ko'rsatkichlari manbada tasdiqlanmagani uchun keltirilmadi.)</w:t>
       </w:r>
     </w:p>
     <w:p>
@@ -53,7 +53,7 @@
         <w:jc w:val="both"/>
       </w:pPr>
       <w:r>
-        <w:t xml:space="preserve">Yagona fekal-oral mexanizm uch asosiy yo'l orqali amalga oshadi:</w:t>
+        <w:t xml:space="preserve">KKGL odamga bir necha yo'l bilan yuqadi:</w:t>
       </w:r>
     </w:p>
     <w:p>
@@ -61,12 +61,12 @@
         <w:pStyle w:val="ListParagraph"/>
         <w:numPr>
           <w:ilvl w:val="0"/>
-          <w:numId w:val="2"/>
+          <w:numId w:val="101"/>
         </w:numPr>
         <w:spacing w:after="40"/>
       </w:pPr>
       <w:r>
-        <w:t xml:space="preserve">suv yo'li — ifloslangan ichimlik suvi orqali; odatda ko'p sonli, bir vaqtda paydo bo'ladigan holatlar bilan kechadigan epidemiyalarni keltirib chiqaradi (ich terlama, vabo uchun xos);</w:t>
+        <w:t xml:space="preserve">kana chaqishi orqali — asosiy yo'l (Hyalomma kanalari);</w:t>
       </w:r>
     </w:p>
     <w:p>
@@ -74,12 +74,12 @@
         <w:pStyle w:val="ListParagraph"/>
         <w:numPr>
           <w:ilvl w:val="0"/>
-          <w:numId w:val="2"/>
+          <w:numId w:val="101"/>
         </w:numPr>
         <w:spacing w:after="40"/>
       </w:pPr>
       <w:r>
-        <w:t xml:space="preserve">oziq-ovqat yo'li — ifloslangan sut, go'sht, tuxum, sabzavot orqali; qo'zg'atuvchining oziq-ovqatda ko'payishi bilan bog'liq (salmonellyoz uchun xos);</w:t>
+        <w:t xml:space="preserve">zararlangan kanani qo'l bilan ezib tashlaganda teri orqali;</w:t>
       </w:r>
     </w:p>
     <w:p>
@@ -87,57 +87,12 @@
         <w:pStyle w:val="ListParagraph"/>
         <w:numPr>
           <w:ilvl w:val="0"/>
-          <w:numId w:val="2"/>
+          <w:numId w:val="101"/>
         </w:numPr>
         <w:spacing w:after="40"/>
       </w:pPr>
       <w:r>
-        <w:t xml:space="preserve">maishiy-kontakt yo'li — iflos qo'llar, idish-tovoq va buyumlar orqali; past yuqtiruvchi dozali infeksiyalar uchun xos (dizenteriya).</w:t>
-      </w:r>
-    </w:p>
-    <w:p>
-      <w:pPr>
-        <w:spacing w:after="120"/>
-        <w:jc w:val="both"/>
-      </w:pPr>
-      <w:r>
-        <w:t xml:space="preserve">Pashsha mexanik tashuvchi sifatida qo'zg'atuvchini najasdan oziq-ovqatga o'tkazadi, shu bois pashshaga qarshi kurash OIK profilaktikasining qismidir. Har bir OIK uchun bu yo'llardan bittasi yetakchi bo'ladi, biroq bir xil kasallik turli yo'llar bilan yuqishi ham mumkin; yetakchi yo'l qo'zg'atuvchining biologik xususiyatlariga (tashqi muhitdagi chidamliligi, yuqtiruvchi dozasi) bog'liq [1].</w:t>
-      </w:r>
-    </w:p>
-    <w:p>
-      <w:pPr>
-        <w:pStyle w:val="Heading2"/>
-        <w:spacing w:after="80" w:before="160"/>
-      </w:pPr>
-      <w:r>
-        <w:t xml:space="preserve">Yetakchi yuqish yo'lini aniqlashning ahamiyati</w:t>
-      </w:r>
-    </w:p>
-    <w:p>
-      <w:pPr>
-        <w:spacing w:after="120"/>
-        <w:jc w:val="both"/>
-      </w:pPr>
-      <w:r>
-        <w:t xml:space="preserve">Yetakchi yuqish yo'lini aniqlash epidemiyaga qarshi choralarni to'g'ri yo'naltirish uchun hal qiluvchi ahamiyatga ega. Suv yo'li epidemiyasida kasallanish bir vaqtda ko'tariladi va bir manba (quduq, vodoprovod) bilan bog'lanadi — bunda suvni zudlik bilan nazorat qilish zarur. Oziq-ovqat yo'lida aybdor mahsulotni aniqlash va muomaladan chiqarish, umumiy ovqatlanish obyektini tekshirish, maishiy-kontakt yo'lida esa shaxsiy gigiyena, qo'l yuvish va dezinfeksiya birinchi o'ringa chiqadi. Shu farqlarni epidemiologik tekshiruv orqali aniqlash to'g'ri tashxis va samarali tadbirlarning asosidir [1]. Epidemiologik tekshiruvda kasallanganlarning umumiy iste'mol qilgan suvi yoki oziq-ovqati, ularning hududiy va vaqt bo'yicha taqsimoti aniqlanadi; laboratoriya tekshiruvi qo'zg'atuvchi turini tasdiqlaydi va o'choqlar o'rtasidagi bog'liqlikni belgilaydi. Masalan, bir vaqtda ko'p sonli holatlarning paydo bo'lishi suv yoki ommaviy oziq-ovqat manbaiga ishora qiladi, holatlarning asta-sekin tarqalishi esa maishiy-kontakt yo'lni ko'rsatadi.</w:t>
-      </w:r>
-    </w:p>
-    <w:p>
-      <w:pPr>
-        <w:pStyle w:val="Heading2"/>
-        <w:spacing w:after="80" w:before="160"/>
-      </w:pPr>
-      <w:r>
-        <w:t xml:space="preserve">Epidemiyaga qarshi chora-tadbirlarni rejalashtirish</w:t>
-      </w:r>
-    </w:p>
-    <w:p>
-      <w:pPr>
-        <w:spacing w:after="120"/>
-        <w:jc w:val="both"/>
-      </w:pPr>
-      <w:r>
-        <w:t xml:space="preserve">Fekal-oral kasalliklarda tadbirlarning yetakchi yo'nalishi — yuqish yo'llarini uzish. Rejalashtirishda quyidagilar nazarda tutiladi:</w:t>
+        <w:t xml:space="preserve">kasal hayvonning qoni, to'qimasi bilan kontaktda (chorvador, qassob, veterinar uchun xavf);</w:t>
       </w:r>
     </w:p>
     <w:p>
@@ -145,12 +100,57 @@
         <w:pStyle w:val="ListParagraph"/>
         <w:numPr>
           <w:ilvl w:val="0"/>
-          <w:numId w:val="2"/>
+          <w:numId w:val="101"/>
         </w:numPr>
         <w:spacing w:after="40"/>
       </w:pPr>
       <w:r>
-        <w:t xml:space="preserve">aholini xavfsiz ichimlik suvi bilan ta'minlash va suvni zararsizlantirish;</w:t>
+        <w:t xml:space="preserve">kasal odamning qoni va biologik suyuqliklari bilan kontaktda — nozokomial (shifoxona ichi) yuqish, bu tibbiy xodimlar uchun jiddiy xavf tug'diradi.</w:t>
+      </w:r>
+    </w:p>
+    <w:p>
+      <w:pPr>
+        <w:spacing w:after="120"/>
+        <w:jc w:val="both"/>
+      </w:pPr>
+      <w:r>
+        <w:t xml:space="preserve">JSST ma'lumotiga ko'ra, kana chaqishidan keyin inkubatsion davr odatda 1–3 kun (maksimal 9 kun), zararlangan qon yoki to'qima bilan kontaktdan keyin esa 5–6 kun (maksimal 13 kun) ni tashkil etadi [2].</w:t>
+      </w:r>
+    </w:p>
+    <w:p>
+      <w:pPr>
+        <w:pStyle w:val="Heading2"/>
+        <w:spacing w:after="80" w:before="160"/>
+      </w:pPr>
+      <w:r>
+        <w:t xml:space="preserve">Tashxis</w:t>
+      </w:r>
+    </w:p>
+    <w:p>
+      <w:pPr>
+        <w:spacing w:after="120"/>
+        <w:jc w:val="both"/>
+      </w:pPr>
+      <w:r>
+        <w:t xml:space="preserve">KKGLga tashxis klinik, epidemiologik va laboratoriya ma'lumotlari asosida qo'yiladi. Epidemiologik anamnezda kana chaqishi, chorva mollari bilan kontakt yoki tabiiy o'choq hududiga tashrif haqidagi ma'lumot muhim ahamiyatga ega. Laboratoriya tashxisi maxsus, yuqori biologik xavfsizlik darajasidagi laboratoriyalarda o'tkaziladi va quyidagilarni o'z ichiga oladi: molekulyar usul (PZR orqali virus RNKsini aniqlash) — erta bosqichda; serologik usul (IFA orqali IgM va IgG antitelolarni aniqlash). Namunalar olishda va tashishda biologik xavfsizlik qoidalariga qat'iy rioya qilinadi, chunki material yuqori darajada yuqtiruvchi [1][2]. Klinik jihatdan kasallik to'rt bosqichda — inkubatsion, pregemorragik, gemorragik va sog'ayish davrlarida kechadi; gemorragik bosqichda teri va shilliq qavatlardan, ichki a'zolardan qon ketishi kuzatiladi va aynan shu davr eng xavfli hisoblanadi. Erta tashxis bemorni o'z vaqtida izolyatsiya qilish va davolashni boshlash hamda atrofdagilarni himoya qilish imkonini beradi.</w:t>
+      </w:r>
+    </w:p>
+    <w:p>
+      <w:pPr>
+        <w:pStyle w:val="Heading2"/>
+        <w:spacing w:after="80" w:before="160"/>
+      </w:pPr>
+      <w:r>
+        <w:t xml:space="preserve">Profilaktika</w:t>
+      </w:r>
+    </w:p>
+    <w:p>
+      <w:pPr>
+        <w:spacing w:after="120"/>
+        <w:jc w:val="both"/>
+      </w:pPr>
+      <w:r>
+        <w:t xml:space="preserve">KKGL profilaktikasi, keng qo'llaniladigan vaksina mavjud bo'lmagani uchun, asosan nospetsifik choralardan iborat. Asosiy profilaktik tadbirlar:</w:t>
       </w:r>
     </w:p>
     <w:p>
@@ -158,12 +158,12 @@
         <w:pStyle w:val="ListParagraph"/>
         <w:numPr>
           <w:ilvl w:val="0"/>
-          <w:numId w:val="2"/>
+          <w:numId w:val="102"/>
         </w:numPr>
         <w:spacing w:after="40"/>
       </w:pPr>
       <w:r>
-        <w:t xml:space="preserve">kanalizatsiya, chiqindilarni to'g'ri yig'ish va zararsizlantirish;</w:t>
+        <w:t xml:space="preserve">kanalarga qarshi kurash (akaritsidlar bilan dezinseksiya, chorva mollarini kanadan tozalash);</w:t>
       </w:r>
     </w:p>
     <w:p>
@@ -171,12 +171,12 @@
         <w:pStyle w:val="ListParagraph"/>
         <w:numPr>
           <w:ilvl w:val="0"/>
-          <w:numId w:val="2"/>
+          <w:numId w:val="102"/>
         </w:numPr>
         <w:spacing w:after="40"/>
       </w:pPr>
       <w:r>
-        <w:t xml:space="preserve">oziq-ovqat xavfsizligi ustidan nazorat (ishlab chiqarish, saqlash, sotish);</w:t>
+        <w:t xml:space="preserve">aholini kana chaqishidan himoyalash (yopiq kiyim, repellentlar, tanani ko'zdan kechirish);</w:t>
       </w:r>
     </w:p>
     <w:p>
@@ -184,12 +184,12 @@
         <w:pStyle w:val="ListParagraph"/>
         <w:numPr>
           <w:ilvl w:val="0"/>
-          <w:numId w:val="2"/>
+          <w:numId w:val="102"/>
         </w:numPr>
         <w:spacing w:after="40"/>
       </w:pPr>
       <w:r>
-        <w:t xml:space="preserve">shaxsiy gigiyena, ayniqsa qo'l yuvishni targ'ib qilish;</w:t>
+        <w:t xml:space="preserve">kanani qo'l bilan ezmasdan, to'g'ri olib tashlash qoidalarini targ'ib qilish;</w:t>
       </w:r>
     </w:p>
     <w:p>
@@ -197,12 +197,12 @@
         <w:pStyle w:val="ListParagraph"/>
         <w:numPr>
           <w:ilvl w:val="0"/>
-          <w:numId w:val="2"/>
+          <w:numId w:val="102"/>
         </w:numPr>
         <w:spacing w:after="40"/>
       </w:pPr>
       <w:r>
-        <w:t xml:space="preserve">dekretlangan kontingentni tekshirish va tashuvchilarni aniqlash;</w:t>
+        <w:t xml:space="preserve">chorvachilik va go'sht mahsulotlari bilan ishlashda himoya vositalaridan foydalanish;</w:t>
       </w:r>
     </w:p>
     <w:p>
@@ -210,12 +210,12 @@
         <w:pStyle w:val="ListParagraph"/>
         <w:numPr>
           <w:ilvl w:val="0"/>
-          <w:numId w:val="2"/>
+          <w:numId w:val="102"/>
         </w:numPr>
         <w:spacing w:after="40"/>
       </w:pPr>
       <w:r>
-        <w:t xml:space="preserve">o'choqda joriy va yakuniy dezinfeksiya hamda dezinseksiya (pashshaga qarshi kurash).</w:t>
+        <w:t xml:space="preserve">tibbiy muassasalarda infeksion nazorat va shaxsiy himoya vositalari orqali nozokomial yuqishning oldini olish.</w:t>
       </w:r>
     </w:p>
     <w:p>
@@ -224,7 +224,7 @@
         <w:jc w:val="both"/>
       </w:pPr>
       <w:r>
-        <w:t xml:space="preserve">O'choqda bemorni aniqlash, ajratish, muloqotda bo'lganlarni kuzatish va laboratoriya tekshiruvi ham tadbirlar tarkibiga kiradi. Maxsus profilaktika (vaksina) ba'zi OIKda (vabo, gepatit A, rotavirus) mavjud, biroq ko'pchiligida u yetakchi emas, shu bois sanitariya choralari ustuvor bo'lib qoladi. Epidemik mavsum oldidan profilaktik tadbirlar majmuasi — suv manbalarini tekshirish, bozor va umumiy ovqatlanish shoxobchalarida nazoratni kuchaytirish, pashshaga qarshi kurash va sanitariya-targ'ibot — oldindan rejalashtiriladi [1]. Rejalashtirishda sektorlararo hamkorlik (suv ta'minoti, kommunal xizmat, veterinariya) muhim o'rin tutadi, chunki OIKga qarshi kurash faqat tibbiy sohaning kuchi bilan hal bo'lmaydi. Tadbirlar epidemiologik tashxis asosida tuziladi va ularning samaradorligi kasallanishning pasayishi hamda o'choqlar sonining kamayishi orqali baholanadi. Favqulodda vaziyatlar uchun zaxira resurslar (dezinfeksiyalovchi vositalar, regidratatsiya eritmalari) ham oldindan ta'minlanadi.</w:t>
+        <w:t xml:space="preserve">Kasal bilan kontaktda bo'lgan tibbiy xodimlar va yaqinlar maksimal inkubatsion davr mobaynida kuzatuvga olinadi [1][2]. KKGLning muhim epidemiologik xususiyati — uning nozokomial (shifoxona ichi) yuqish xavfidir: bemorning qoni va ajralmalari yuqori darajada yuqtiruvchi bo'lgani uchun tibbiy xodimlar, agar himoya vositalaridan to'g'ri foydalanmasa, zararlanishi mumkin. Shu bois KKGLga shubha qilingan har bir bemor bilan ishlashda to'liq himoya vositalari (xalat, qo'lqop, niqob, ko'zoynak) ishlatiladi va laboratoriya namunalari maxsus tartibda olinadi hamda tashiladi.</w:t>
       </w:r>
     </w:p>
     <w:p>
@@ -233,7 +233,7 @@
         <w:spacing w:after="80" w:before="160"/>
       </w:pPr>
       <w:r>
-        <w:t xml:space="preserve">Xulosa</w:t>
+        <w:t xml:space="preserve">Epidemiyaga qarshi chora-tadbirlarni rejalashtirish</w:t>
       </w:r>
     </w:p>
     <w:p>
@@ -242,7 +242,25 @@
         <w:jc w:val="both"/>
       </w:pPr>
       <w:r>
-        <w:t xml:space="preserve">O'tkir ichak infeksiyalari — bakteriyalar va viruslar keltirib chiqaradigan, yagona fekal-oral mexanizm orqali yuqadigan kasalliklar guruhi bo'lib, ularning yuqishi suv, oziq-ovqat va maishiy-kontakt yo'llari orqali amalga oshadi. Yetakchi yuqish yo'lini aniqlash tadbirlarni to'g'ri yo'naltirishning asosidir. Epidemiyaga qarshi kurashning yetakchi yo'nalishi — xavfsiz suv, sanitariya, oziq-ovqat nazorati va shaxsiy gigiyena orqali yuqish yo'llarini uzishdir. O'zbekistonda bu ish SSV ning 122-sonli buyrug'i bilan tartibga solingan; OIK profilaktikasi kompleks, sektorlararo va mavsumga qarab rejalashtirilgan yondashuvni talab qiladi [1]. Vrach-epidemiolog uchun bu guruh kasalliklarining umumiy xususiyatlarini, yetakchi yuqish yo'llarini va ularni farqlash usullarini bilish o'choqda to'g'ri va tezkor chora ko'rishning asosidir. Shuningdek, aholi o'rtasida gigiyenik bilimlarni targ'ib qilish OIK kasallanishini kamaytirishning arzon va samarali vositasi hisoblanadi.</w:t>
+        <w:t xml:space="preserve">KKGL o'ta xavfli kasallik bo'lgani uchun aniqlanganda yoki gumon qilinganda shoshilinch choralar ko'riladi: bemorni maxsus bo'limga (boksga) ajratish, qat'iy infeksion nazorat, bemor qoni va ajralmalari bilan ishlashda to'liq himoya vositalaridan foydalanish. Muloqotda bo'lganlar (ayniqsa tibbiy xodimlar) maksimal inkubatsion davr mobaynida kuzatiladi. Tabiiy o'choqlarda rejali tadbirlar — kana populyatsiyasini monitoring qilish, chorvada akaritsid ishlovi, aholi o'rtasida sanitariya-targ'ibot — oldindan rejalashtiriladi. Bu ish veterinariya xizmati bilan hamkorlikni va "Yagona salomatlik" (One Health) yondashuvini talab qiladi, chunki KKGL nazorati odam, hayvon va atrof-muhit salomatligini birgalikda ko'rib chiqishni talab etadi [1][2]. Kasallik aniqlangan taqdirda SSV va SEO-JSQ organlariga shoshilinch xabar beriladi, o'choqda epidemiologik tekshiruv o'tkazilib, infeksiya manbai (kana chaqishi joyi, zararlangan chorva) aniqlanadi. Tabiiy o'choqlarni rayonlashtirish va xavfli hududlarda aholini oldindan ogohlantirish profilaktikaning muhim qismidir.</w:t>
+      </w:r>
+    </w:p>
+    <w:p>
+      <w:pPr>
+        <w:pStyle w:val="Heading2"/>
+        <w:spacing w:after="80" w:before="160"/>
+      </w:pPr>
+      <w:r>
+        <w:t xml:space="preserve">Xulosa</w:t>
+      </w:r>
+    </w:p>
+    <w:p>
+      <w:pPr>
+        <w:spacing w:after="120"/>
+        <w:jc w:val="both"/>
+      </w:pPr>
+      <w:r>
+        <w:t xml:space="preserve">KKGL — CCHFV keltirib chiqaradigan o'ta xavfli tabiiy o'choqli virusli gemorragik isitma bo'lib, asosan Hyalomma kanalari chaqishi orqali yuqadi; o'lim darajasi 10–40%. Inkubatsion davr kana chaqishida 1–3 kun, qon kontaktida 5–6 kun. Tashxis maxsus laboratoriyalarda PZR va serologik usullar bilan qo'yiladi. Profilaktikaning asosi — kanalarga qarshi kurash, aholini himoyalash va tibbiy muassasalarda nozokomial yuqishning oldini olishdir. Epidemiyaga qarshi tadbirlar bemorni ajratish, qat'iy infeksion nazorat va tabiiy o'choqlarni monitoring qilishni qamrab oladi; O'zbekistonda bu ish SSV ning 226-sonli buyrug'i bilan tartibga solingan [1]. KKGL o'ta xavfli va tabiiy o'choqli kasallik bo'lgani uchun unga qarshi kurash doimiy monitoring, sektorlararo hamkorlik va tibbiy xodimlar tayyorgarligini talab qiladi; vrach-epidemiolog uchun bu kasallikning yuqish yo'llari va xavfsizlik choralarini bilish ham aholi, ham o'zini himoya qilishning asosidir.</w:t>
       </w:r>
     </w:p>
     <w:p>
@@ -264,7 +282,7 @@
         <w:spacing w:after="40"/>
       </w:pPr>
       <w:r>
-        <w:t xml:space="preserve">O'zR Sog'liqni saqlash vazirligining 2015-yil 25-martdagi 122-sonli buyrug'i (ich terlama, paratif, salmonellyoz va o'tkir ichak kasalliklariga qarshi chora-tadbirlar to'g'risida).</w:t>
+        <w:t xml:space="preserve">O'zR Sog'liqni saqlash vazirligining 2016-yil 16-maydagi 226-sonli buyrug'i (Qrim-Kongo gemorragik isitmasi bilan kasallanishning oldini olish to'g'risida).</w:t>
       </w:r>
     </w:p>
     <w:p>
@@ -277,7 +295,7 @@
         <w:spacing w:after="40"/>
       </w:pPr>
       <w:r>
-        <w:t xml:space="preserve">World Health Organization. Diarrhoeal disease (fact sheet). URL: https://www.who.int/news-room/fact-sheets/detail/diarrhoeal-disease</w:t>
+        <w:t xml:space="preserve">World Health Organization. Crimean-Congo haemorrhagic fever (fact sheet): incubation 1–3 days (tick), 5–6 days (blood contact); case fatality 10–40%. URL: https://www.who.int/health-topics/crimean-congo-haemorrhagic-fever</w:t>
       </w:r>
     </w:p>
     <w:sectPr>
@@ -483,6 +501,18 @@
       <w:lvlJc w:val="left"/>
       <w:pPr>
         <w:ind w:left="576" w:hanging="316"/>
+      </w:pPr>
+    </w:lvl>
+  </w:abstractNum>
+  <w:abstractNum w:abstractNumId="90">
+    <w:multiLevelType w:val="hybridMultilevel"/>
+    <w:lvl w:ilvl="0">
+      <w:start w:val="1"/>
+      <w:numFmt w:val="decimal"/>
+      <w:lvlText w:val="%1)"/>
+      <w:lvlJc w:val="left"/>
+      <w:pPr>
+        <w:ind w:left="851" w:hanging="425"/>
       </w:pPr>
     </w:lvl>
   </w:abstractNum>
@@ -500,6 +530,18 @@
   </w:num>
   <w:num w:numId="3">
     <w:abstractNumId w:val="4"/>
+    <w:lvlOverride w:ilvl="0">
+      <w:startOverride w:val="1"/>
+    </w:lvlOverride>
+  </w:num>
+  <w:num w:numId="101">
+    <w:abstractNumId w:val="90"/>
+    <w:lvlOverride w:ilvl="0">
+      <w:startOverride w:val="1"/>
+    </w:lvlOverride>
+  </w:num>
+  <w:num w:numId="102">
+    <w:abstractNumId w:val="90"/>
     <w:lvlOverride w:ilvl="0">
       <w:startOverride w:val="1"/>
     </w:lvlOverride>

--- a/javoblar/049.docx
+++ b/javoblar/049.docx
@@ -5,54 +5,94 @@
     <w:p>
       <w:pPr>
         <w:pStyle w:val="Heading1"/>
-        <w:spacing w:after="200"/>
-      </w:pPr>
-      <w:r>
+        <w:spacing w:after="240"/>
+        <w:jc w:val="center"/>
+      </w:pPr>
+      <w:r>
+        <w:rPr>
+          <w:rFonts w:ascii="Times New Roman" w:cs="Times New Roman" w:eastAsia="Times New Roman" w:hAnsi="Times New Roman"/>
+          <w:b/>
+          <w:bCs/>
+          <w:sz w:val="28"/>
+          <w:szCs w:val="28"/>
+        </w:rPr>
         <w:t xml:space="preserve">49. KKGL kasalligining tashxisi, epidemiologiyasi va profilaktikasi. Epidemiyaga qarshi chora-tadbirlarni rejalashtirish</w:t>
       </w:r>
     </w:p>
     <w:p>
       <w:pPr>
-        <w:spacing w:after="120"/>
-        <w:jc w:val="both"/>
-      </w:pPr>
-      <w:r>
-        <w:t xml:space="preserve">Qrim-Kongo gemorragik isitmasi (KKGL) — KKGL virusi (CCHFV) keltirib chiqaradigan o'ta xavfli tabiiy o'choqli virusli gemorragik isitma bo'lib, u yuqori isitma, intoksikatsiya va gemorragik sindrom (qon ketishlar) bilan kechadi. Kasallik transmissiv mexanizm orqali, asosan Hyalomma avlodiga mansub kanalar chaqishi orqali yuqadi [2]. KKGL o'lim darajasi yuqori — JSST ma'lumotiga ko'ra taxminan 10–40% bo'lgan, o'ta xavfli yuqumli kasalliklar qatoriga kiruvchi kasallikdir [2]. O'zbekistonda KKGLga qarshi kurash SSV ning 2016-yil 16-maydagi 226-sonli buyrug'i bilan tartibga solingan [1].</w:t>
+        <w:spacing w:after="120" w:line="276"/>
+        <w:ind w:firstLine="567"/>
+        <w:jc w:val="both"/>
+      </w:pPr>
+      <w:r>
+        <w:rPr>
+          <w:rFonts w:ascii="Times New Roman" w:cs="Times New Roman" w:eastAsia="Times New Roman" w:hAnsi="Times New Roman"/>
+          <w:sz w:val="28"/>
+          <w:szCs w:val="28"/>
+        </w:rPr>
+        <w:t xml:space="preserve">Qrim-Kongo gemorragik isitmasi (KKGL) — KKGL virusi (CCHFV) keltirib chiqaradigan o'ta xavfli tabiiy o'choqli virusli gemorragik isitma bo'lib, u yuqori isitma, intoksikatsiya va gemorragik sindrom (qon ketishlar) bilan kechadi. Kasallik transmissiv mexanizm orqali, asosan Hyalomma avlodiga mansub kanalar chaqishi orqali yuqadi [2]. KKGL o'lim darajasi yuqori — JSST ma'lumotiga ko'ra taxminan 10–40% bo'lgan, o'ta xavfli yuqumli kasalliklar qatoriga kiruvchi kasallikdir [2]. SSV ning 2016-yil 16-maydagi 226-sonli buyrug'ida KKGI klinik jihatdan og'ir kechadigan, o'lim ko'rsatkichi yuqori o'ta xavfli kasallik deb ta'riflanib, muqaddam kasallanib sog'aygan fuqarolar qon plazmasini davolashda qo'llash amaliyoti joriy etilgan [1].</w:t>
       </w:r>
     </w:p>
     <w:p>
       <w:pPr>
         <w:pStyle w:val="Heading2"/>
-        <w:spacing w:after="80" w:before="160"/>
-      </w:pPr>
-      <w:r>
+        <w:spacing w:after="100" w:before="200"/>
+      </w:pPr>
+      <w:r>
+        <w:rPr>
+          <w:rFonts w:ascii="Times New Roman" w:cs="Times New Roman" w:eastAsia="Times New Roman" w:hAnsi="Times New Roman"/>
+          <w:b/>
+          <w:bCs/>
+          <w:sz w:val="28"/>
+          <w:szCs w:val="28"/>
+        </w:rPr>
         <w:t xml:space="preserve">Etiologiya va tabiiy o'choq</w:t>
       </w:r>
     </w:p>
     <w:p>
       <w:pPr>
-        <w:spacing w:after="120"/>
-        <w:jc w:val="both"/>
-      </w:pPr>
-      <w:r>
+        <w:spacing w:after="120" w:line="276"/>
+        <w:ind w:firstLine="567"/>
+        <w:jc w:val="both"/>
+      </w:pPr>
+      <w:r>
+        <w:rPr>
+          <w:rFonts w:ascii="Times New Roman" w:cs="Times New Roman" w:eastAsia="Times New Roman" w:hAnsi="Times New Roman"/>
+          <w:sz w:val="28"/>
+          <w:szCs w:val="28"/>
+        </w:rPr>
         <w:t xml:space="preserve">Qo'zg'atuvchi — Nayrovirus avlodiga mansub RNK saqlovchi KKGL virusi. Kasallik tabiiy o'choqli bo'lib, virusning tabiatdagi aylanishida kanalar (asosiy rezervuar va tashuvchi) hamda yovvoyi va uy hayvonlari (qoramol, qo'y, echki, quyon) ishtirok etadi. Hayvonlar virus bilan zararlanganda kasallanmaydi, biroq ularda qisqa muddatli viremiya kuzatiladi va ular kanalarni zararlantiradi. O'zbekistonda KKGL tabiiy o'choqlari mavjud bo'lib, ular doimiy epidemiologik nazoratni talab qiladi [1]. Tabiiy o'choqlilik ta'limoti (Y.N. Pavlovskiy) KKGL misolida yaqqol namoyon bo'ladi: virus tabiatda kanalar va hayvonlar o'rtasida odam ishtirokisiz ham aylanadi, odam esa bu tabiiy siklga tasodifan qo'shiladi. Shu bois KKGLni to'liq yo'q qilib bo'lmaydi, uni faqat nazorat ostida ushlab turish mumkin. Kasallanish mavsumiy — kanalar faol bo'lgan bahor-yoz oylarida ko'tariladi va asosan chorvachilik bilan shug'ullanuvchi qishloq aholisi orasida uchraydi. (O'zbekistonga xos aniq kasallanish ko'rsatkichlari manbada tasdiqlanmagani uchun keltirilmadi.)</w:t>
       </w:r>
     </w:p>
     <w:p>
       <w:pPr>
         <w:pStyle w:val="Heading2"/>
-        <w:spacing w:after="80" w:before="160"/>
-      </w:pPr>
-      <w:r>
+        <w:spacing w:after="100" w:before="200"/>
+      </w:pPr>
+      <w:r>
+        <w:rPr>
+          <w:rFonts w:ascii="Times New Roman" w:cs="Times New Roman" w:eastAsia="Times New Roman" w:hAnsi="Times New Roman"/>
+          <w:b/>
+          <w:bCs/>
+          <w:sz w:val="28"/>
+          <w:szCs w:val="28"/>
+        </w:rPr>
         <w:t xml:space="preserve">Yuqish yo'llari</w:t>
       </w:r>
     </w:p>
     <w:p>
       <w:pPr>
-        <w:spacing w:after="120"/>
-        <w:jc w:val="both"/>
-      </w:pPr>
-      <w:r>
+        <w:spacing w:after="120" w:line="276"/>
+        <w:ind w:firstLine="567"/>
+        <w:jc w:val="both"/>
+      </w:pPr>
+      <w:r>
+        <w:rPr>
+          <w:rFonts w:ascii="Times New Roman" w:cs="Times New Roman" w:eastAsia="Times New Roman" w:hAnsi="Times New Roman"/>
+          <w:sz w:val="28"/>
+          <w:szCs w:val="28"/>
+        </w:rPr>
         <w:t xml:space="preserve">KKGL odamga bir necha yo'l bilan yuqadi:</w:t>
       </w:r>
     </w:p>
@@ -61,11 +101,17 @@
         <w:pStyle w:val="ListParagraph"/>
         <w:numPr>
           <w:ilvl w:val="0"/>
-          <w:numId w:val="101"/>
+          <w:numId w:val="2"/>
         </w:numPr>
-        <w:spacing w:after="40"/>
-      </w:pPr>
-      <w:r>
+        <w:spacing w:after="60" w:line="276"/>
+        <w:jc w:val="both"/>
+      </w:pPr>
+      <w:r>
+        <w:rPr>
+          <w:rFonts w:ascii="Times New Roman" w:cs="Times New Roman" w:eastAsia="Times New Roman" w:hAnsi="Times New Roman"/>
+          <w:sz w:val="28"/>
+          <w:szCs w:val="28"/>
+        </w:rPr>
         <w:t xml:space="preserve">kana chaqishi orqali — asosiy yo'l (Hyalomma kanalari);</w:t>
       </w:r>
     </w:p>
@@ -74,11 +120,17 @@
         <w:pStyle w:val="ListParagraph"/>
         <w:numPr>
           <w:ilvl w:val="0"/>
-          <w:numId w:val="101"/>
+          <w:numId w:val="2"/>
         </w:numPr>
-        <w:spacing w:after="40"/>
-      </w:pPr>
-      <w:r>
+        <w:spacing w:after="60" w:line="276"/>
+        <w:jc w:val="both"/>
+      </w:pPr>
+      <w:r>
+        <w:rPr>
+          <w:rFonts w:ascii="Times New Roman" w:cs="Times New Roman" w:eastAsia="Times New Roman" w:hAnsi="Times New Roman"/>
+          <w:sz w:val="28"/>
+          <w:szCs w:val="28"/>
+        </w:rPr>
         <w:t xml:space="preserve">zararlangan kanani qo'l bilan ezib tashlaganda teri orqali;</w:t>
       </w:r>
     </w:p>
@@ -87,11 +139,17 @@
         <w:pStyle w:val="ListParagraph"/>
         <w:numPr>
           <w:ilvl w:val="0"/>
-          <w:numId w:val="101"/>
+          <w:numId w:val="2"/>
         </w:numPr>
-        <w:spacing w:after="40"/>
-      </w:pPr>
-      <w:r>
+        <w:spacing w:after="60" w:line="276"/>
+        <w:jc w:val="both"/>
+      </w:pPr>
+      <w:r>
+        <w:rPr>
+          <w:rFonts w:ascii="Times New Roman" w:cs="Times New Roman" w:eastAsia="Times New Roman" w:hAnsi="Times New Roman"/>
+          <w:sz w:val="28"/>
+          <w:szCs w:val="28"/>
+        </w:rPr>
         <w:t xml:space="preserve">kasal hayvonning qoni, to'qimasi bilan kontaktda (chorvador, qassob, veterinar uchun xavf);</w:t>
       </w:r>
     </w:p>
@@ -100,176 +158,95 @@
         <w:pStyle w:val="ListParagraph"/>
         <w:numPr>
           <w:ilvl w:val="0"/>
-          <w:numId w:val="101"/>
+          <w:numId w:val="2"/>
         </w:numPr>
-        <w:spacing w:after="40"/>
-      </w:pPr>
-      <w:r>
+        <w:spacing w:after="60" w:line="276"/>
+        <w:jc w:val="both"/>
+      </w:pPr>
+      <w:r>
+        <w:rPr>
+          <w:rFonts w:ascii="Times New Roman" w:cs="Times New Roman" w:eastAsia="Times New Roman" w:hAnsi="Times New Roman"/>
+          <w:sz w:val="28"/>
+          <w:szCs w:val="28"/>
+        </w:rPr>
         <w:t xml:space="preserve">kasal odamning qoni va biologik suyuqliklari bilan kontaktda — nozokomial (shifoxona ichi) yuqish, bu tibbiy xodimlar uchun jiddiy xavf tug'diradi.</w:t>
       </w:r>
     </w:p>
     <w:p>
       <w:pPr>
-        <w:spacing w:after="120"/>
-        <w:jc w:val="both"/>
-      </w:pPr>
-      <w:r>
+        <w:spacing w:after="120" w:line="276"/>
+        <w:ind w:firstLine="567"/>
+        <w:jc w:val="both"/>
+      </w:pPr>
+      <w:r>
+        <w:rPr>
+          <w:rFonts w:ascii="Times New Roman" w:cs="Times New Roman" w:eastAsia="Times New Roman" w:hAnsi="Times New Roman"/>
+          <w:sz w:val="28"/>
+          <w:szCs w:val="28"/>
+        </w:rPr>
         <w:t xml:space="preserve">JSST ma'lumotiga ko'ra, kana chaqishidan keyin inkubatsion davr odatda 1–3 kun (maksimal 9 kun), zararlangan qon yoki to'qima bilan kontaktdan keyin esa 5–6 kun (maksimal 13 kun) ni tashkil etadi [2].</w:t>
       </w:r>
     </w:p>
     <w:p>
       <w:pPr>
         <w:pStyle w:val="Heading2"/>
-        <w:spacing w:after="80" w:before="160"/>
-      </w:pPr>
-      <w:r>
+        <w:spacing w:after="100" w:before="200"/>
+      </w:pPr>
+      <w:r>
+        <w:rPr>
+          <w:rFonts w:ascii="Times New Roman" w:cs="Times New Roman" w:eastAsia="Times New Roman" w:hAnsi="Times New Roman"/>
+          <w:b/>
+          <w:bCs/>
+          <w:sz w:val="28"/>
+          <w:szCs w:val="28"/>
+        </w:rPr>
         <w:t xml:space="preserve">Tashxis</w:t>
       </w:r>
     </w:p>
     <w:p>
       <w:pPr>
-        <w:spacing w:after="120"/>
-        <w:jc w:val="both"/>
-      </w:pPr>
-      <w:r>
-        <w:t xml:space="preserve">KKGLga tashxis klinik, epidemiologik va laboratoriya ma'lumotlari asosida qo'yiladi. Epidemiologik anamnezda kana chaqishi, chorva mollari bilan kontakt yoki tabiiy o'choq hududiga tashrif haqidagi ma'lumot muhim ahamiyatga ega. Laboratoriya tashxisi maxsus, yuqori biologik xavfsizlik darajasidagi laboratoriyalarda o'tkaziladi va quyidagilarni o'z ichiga oladi: molekulyar usul (PZR orqali virus RNKsini aniqlash) — erta bosqichda; serologik usul (IFA orqali IgM va IgG antitelolarni aniqlash). Namunalar olishda va tashishda biologik xavfsizlik qoidalariga qat'iy rioya qilinadi, chunki material yuqori darajada yuqtiruvchi [1][2]. Klinik jihatdan kasallik to'rt bosqichda — inkubatsion, pregemorragik, gemorragik va sog'ayish davrlarida kechadi; gemorragik bosqichda teri va shilliq qavatlardan, ichki a'zolardan qon ketishi kuzatiladi va aynan shu davr eng xavfli hisoblanadi. Erta tashxis bemorni o'z vaqtida izolyatsiya qilish va davolashni boshlash hamda atrofdagilarni himoya qilish imkonini beradi.</w:t>
+        <w:spacing w:after="120" w:line="276"/>
+        <w:ind w:firstLine="567"/>
+        <w:jc w:val="both"/>
+      </w:pPr>
+      <w:r>
+        <w:rPr>
+          <w:rFonts w:ascii="Times New Roman" w:cs="Times New Roman" w:eastAsia="Times New Roman" w:hAnsi="Times New Roman"/>
+          <w:sz w:val="28"/>
+          <w:szCs w:val="28"/>
+        </w:rPr>
+        <w:t xml:space="preserve">KKGLga tashxis klinik, epidemiologik va laboratoriya ma'lumotlari asosida qo'yiladi. Epidemiologik anamnezda kana chaqishi, chorva mollari bilan kontakt yoki tabiiy o'choq hududiga tashrif haqidagi ma'lumot muhim ahamiyatga ega. Laboratoriya tashxisi maxsus, yuqori biologik xavfsizlik darajasidagi laboratoriyalarda o'tkaziladi va quyidagilarni o'z ichiga oladi: molekulyar usul (PZR orqali virus RNKsini aniqlash) — erta bosqichda; serologik usul (IFA orqali IgM va IgG antitelolarni aniqlash). Namunalar olishda va tashishda biologik xavfsizlik qoidalariga qat'iy rioya qilinadi, chunki material yuqori darajada yuqtiruvchi [2]. Klinik jihatdan kasallik to'rt bosqichda — inkubatsion, pregemorragik, gemorragik va sog'ayish davrlarida kechadi; gemorragik bosqichda teri va shilliq qavatlardan, ichki a'zolardan qon ketishi kuzatiladi va aynan shu davr eng xavfli hisoblanadi. Erta tashxis bemorni o'z vaqtida izolyatsiya qilish va davolashni boshlash hamda atrofdagilarni himoya qilish imkonini beradi.</w:t>
       </w:r>
     </w:p>
     <w:p>
       <w:pPr>
         <w:pStyle w:val="Heading2"/>
-        <w:spacing w:after="80" w:before="160"/>
-      </w:pPr>
-      <w:r>
+        <w:spacing w:after="100" w:before="200"/>
+      </w:pPr>
+      <w:r>
+        <w:rPr>
+          <w:rFonts w:ascii="Times New Roman" w:cs="Times New Roman" w:eastAsia="Times New Roman" w:hAnsi="Times New Roman"/>
+          <w:b/>
+          <w:bCs/>
+          <w:sz w:val="28"/>
+          <w:szCs w:val="28"/>
+        </w:rPr>
         <w:t xml:space="preserve">Profilaktika</w:t>
       </w:r>
     </w:p>
     <w:p>
       <w:pPr>
-        <w:spacing w:after="120"/>
-        <w:jc w:val="both"/>
-      </w:pPr>
-      <w:r>
+        <w:spacing w:after="120" w:line="276"/>
+        <w:ind w:firstLine="567"/>
+        <w:jc w:val="both"/>
+      </w:pPr>
+      <w:r>
+        <w:rPr>
+          <w:rFonts w:ascii="Times New Roman" w:cs="Times New Roman" w:eastAsia="Times New Roman" w:hAnsi="Times New Roman"/>
+          <w:sz w:val="28"/>
+          <w:szCs w:val="28"/>
+        </w:rPr>
         <w:t xml:space="preserve">KKGL profilaktikasi, keng qo'llaniladigan vaksina mavjud bo'lmagani uchun, asosan nospetsifik choralardan iborat. Asosiy profilaktik tadbirlar:</w:t>
-      </w:r>
-    </w:p>
-    <w:p>
-      <w:pPr>
-        <w:pStyle w:val="ListParagraph"/>
-        <w:numPr>
-          <w:ilvl w:val="0"/>
-          <w:numId w:val="102"/>
-        </w:numPr>
-        <w:spacing w:after="40"/>
-      </w:pPr>
-      <w:r>
-        <w:t xml:space="preserve">kanalarga qarshi kurash (akaritsidlar bilan dezinseksiya, chorva mollarini kanadan tozalash);</w:t>
-      </w:r>
-    </w:p>
-    <w:p>
-      <w:pPr>
-        <w:pStyle w:val="ListParagraph"/>
-        <w:numPr>
-          <w:ilvl w:val="0"/>
-          <w:numId w:val="102"/>
-        </w:numPr>
-        <w:spacing w:after="40"/>
-      </w:pPr>
-      <w:r>
-        <w:t xml:space="preserve">aholini kana chaqishidan himoyalash (yopiq kiyim, repellentlar, tanani ko'zdan kechirish);</w:t>
-      </w:r>
-    </w:p>
-    <w:p>
-      <w:pPr>
-        <w:pStyle w:val="ListParagraph"/>
-        <w:numPr>
-          <w:ilvl w:val="0"/>
-          <w:numId w:val="102"/>
-        </w:numPr>
-        <w:spacing w:after="40"/>
-      </w:pPr>
-      <w:r>
-        <w:t xml:space="preserve">kanani qo'l bilan ezmasdan, to'g'ri olib tashlash qoidalarini targ'ib qilish;</w:t>
-      </w:r>
-    </w:p>
-    <w:p>
-      <w:pPr>
-        <w:pStyle w:val="ListParagraph"/>
-        <w:numPr>
-          <w:ilvl w:val="0"/>
-          <w:numId w:val="102"/>
-        </w:numPr>
-        <w:spacing w:after="40"/>
-      </w:pPr>
-      <w:r>
-        <w:t xml:space="preserve">chorvachilik va go'sht mahsulotlari bilan ishlashda himoya vositalaridan foydalanish;</w:t>
-      </w:r>
-    </w:p>
-    <w:p>
-      <w:pPr>
-        <w:pStyle w:val="ListParagraph"/>
-        <w:numPr>
-          <w:ilvl w:val="0"/>
-          <w:numId w:val="102"/>
-        </w:numPr>
-        <w:spacing w:after="40"/>
-      </w:pPr>
-      <w:r>
-        <w:t xml:space="preserve">tibbiy muassasalarda infeksion nazorat va shaxsiy himoya vositalari orqali nozokomial yuqishning oldini olish.</w:t>
-      </w:r>
-    </w:p>
-    <w:p>
-      <w:pPr>
-        <w:spacing w:after="120"/>
-        <w:jc w:val="both"/>
-      </w:pPr>
-      <w:r>
-        <w:t xml:space="preserve">Kasal bilan kontaktda bo'lgan tibbiy xodimlar va yaqinlar maksimal inkubatsion davr mobaynida kuzatuvga olinadi [1][2]. KKGLning muhim epidemiologik xususiyati — uning nozokomial (shifoxona ichi) yuqish xavfidir: bemorning qoni va ajralmalari yuqori darajada yuqtiruvchi bo'lgani uchun tibbiy xodimlar, agar himoya vositalaridan to'g'ri foydalanmasa, zararlanishi mumkin. Shu bois KKGLga shubha qilingan har bir bemor bilan ishlashda to'liq himoya vositalari (xalat, qo'lqop, niqob, ko'zoynak) ishlatiladi va laboratoriya namunalari maxsus tartibda olinadi hamda tashiladi.</w:t>
-      </w:r>
-    </w:p>
-    <w:p>
-      <w:pPr>
-        <w:pStyle w:val="Heading2"/>
-        <w:spacing w:after="80" w:before="160"/>
-      </w:pPr>
-      <w:r>
-        <w:t xml:space="preserve">Epidemiyaga qarshi chora-tadbirlarni rejalashtirish</w:t>
-      </w:r>
-    </w:p>
-    <w:p>
-      <w:pPr>
-        <w:spacing w:after="120"/>
-        <w:jc w:val="both"/>
-      </w:pPr>
-      <w:r>
-        <w:t xml:space="preserve">KKGL o'ta xavfli kasallik bo'lgani uchun aniqlanganda yoki gumon qilinganda shoshilinch choralar ko'riladi: bemorni maxsus bo'limga (boksga) ajratish, qat'iy infeksion nazorat, bemor qoni va ajralmalari bilan ishlashda to'liq himoya vositalaridan foydalanish. Muloqotda bo'lganlar (ayniqsa tibbiy xodimlar) maksimal inkubatsion davr mobaynida kuzatiladi. Tabiiy o'choqlarda rejali tadbirlar — kana populyatsiyasini monitoring qilish, chorvada akaritsid ishlovi, aholi o'rtasida sanitariya-targ'ibot — oldindan rejalashtiriladi. Bu ish veterinariya xizmati bilan hamkorlikni va "Yagona salomatlik" (One Health) yondashuvini talab qiladi, chunki KKGL nazorati odam, hayvon va atrof-muhit salomatligini birgalikda ko'rib chiqishni talab etadi [1][2]. Kasallik aniqlangan taqdirda SSV va SEO-JSQ organlariga shoshilinch xabar beriladi, o'choqda epidemiologik tekshiruv o'tkazilib, infeksiya manbai (kana chaqishi joyi, zararlangan chorva) aniqlanadi. Tabiiy o'choqlarni rayonlashtirish va xavfli hududlarda aholini oldindan ogohlantirish profilaktikaning muhim qismidir.</w:t>
-      </w:r>
-    </w:p>
-    <w:p>
-      <w:pPr>
-        <w:pStyle w:val="Heading2"/>
-        <w:spacing w:after="80" w:before="160"/>
-      </w:pPr>
-      <w:r>
-        <w:t xml:space="preserve">Xulosa</w:t>
-      </w:r>
-    </w:p>
-    <w:p>
-      <w:pPr>
-        <w:spacing w:after="120"/>
-        <w:jc w:val="both"/>
-      </w:pPr>
-      <w:r>
-        <w:t xml:space="preserve">KKGL — CCHFV keltirib chiqaradigan o'ta xavfli tabiiy o'choqli virusli gemorragik isitma bo'lib, asosan Hyalomma kanalari chaqishi orqali yuqadi; o'lim darajasi 10–40%. Inkubatsion davr kana chaqishida 1–3 kun, qon kontaktida 5–6 kun. Tashxis maxsus laboratoriyalarda PZR va serologik usullar bilan qo'yiladi. Profilaktikaning asosi — kanalarga qarshi kurash, aholini himoyalash va tibbiy muassasalarda nozokomial yuqishning oldini olishdir. Epidemiyaga qarshi tadbirlar bemorni ajratish, qat'iy infeksion nazorat va tabiiy o'choqlarni monitoring qilishni qamrab oladi; O'zbekistonda bu ish SSV ning 226-sonli buyrug'i bilan tartibga solingan [1]. KKGL o'ta xavfli va tabiiy o'choqli kasallik bo'lgani uchun unga qarshi kurash doimiy monitoring, sektorlararo hamkorlik va tibbiy xodimlar tayyorgarligini talab qiladi; vrach-epidemiolog uchun bu kasallikning yuqish yo'llari va xavfsizlik choralarini bilish ham aholi, ham o'zini himoya qilishning asosidir.</w:t>
-      </w:r>
-    </w:p>
-    <w:p>
-      <w:pPr>
-        <w:pStyle w:val="Heading2"/>
-        <w:spacing w:after="80" w:before="220"/>
-      </w:pPr>
-      <w:r>
-        <w:t xml:space="preserve">Foydalanilgan adabiyotlar</w:t>
       </w:r>
     </w:p>
     <w:p>
@@ -279,10 +256,16 @@
           <w:ilvl w:val="0"/>
           <w:numId w:val="3"/>
         </w:numPr>
-        <w:spacing w:after="40"/>
-      </w:pPr>
-      <w:r>
-        <w:t xml:space="preserve">O'zR Sog'liqni saqlash vazirligining 2016-yil 16-maydagi 226-sonli buyrug'i (Qrim-Kongo gemorragik isitmasi bilan kasallanishning oldini olish to'g'risida).</w:t>
+        <w:spacing w:after="60" w:line="276"/>
+        <w:jc w:val="both"/>
+      </w:pPr>
+      <w:r>
+        <w:rPr>
+          <w:rFonts w:ascii="Times New Roman" w:cs="Times New Roman" w:eastAsia="Times New Roman" w:hAnsi="Times New Roman"/>
+          <w:sz w:val="28"/>
+          <w:szCs w:val="28"/>
+        </w:rPr>
+        <w:t xml:space="preserve">kanalarga qarshi kurash (akaritsidlar bilan dezinseksiya, chorva mollarini kanadan tozalash);</w:t>
       </w:r>
     </w:p>
     <w:p>
@@ -292,15 +275,310 @@
           <w:ilvl w:val="0"/>
           <w:numId w:val="3"/>
         </w:numPr>
-        <w:spacing w:after="40"/>
-      </w:pPr>
-      <w:r>
+        <w:spacing w:after="60" w:line="276"/>
+        <w:jc w:val="both"/>
+      </w:pPr>
+      <w:r>
+        <w:rPr>
+          <w:rFonts w:ascii="Times New Roman" w:cs="Times New Roman" w:eastAsia="Times New Roman" w:hAnsi="Times New Roman"/>
+          <w:sz w:val="28"/>
+          <w:szCs w:val="28"/>
+        </w:rPr>
+        <w:t xml:space="preserve">aholini kana chaqishidan himoyalash (yopiq kiyim, repellentlar, tanani ko'zdan kechirish);</w:t>
+      </w:r>
+    </w:p>
+    <w:p>
+      <w:pPr>
+        <w:pStyle w:val="ListParagraph"/>
+        <w:numPr>
+          <w:ilvl w:val="0"/>
+          <w:numId w:val="3"/>
+        </w:numPr>
+        <w:spacing w:after="60" w:line="276"/>
+        <w:jc w:val="both"/>
+      </w:pPr>
+      <w:r>
+        <w:rPr>
+          <w:rFonts w:ascii="Times New Roman" w:cs="Times New Roman" w:eastAsia="Times New Roman" w:hAnsi="Times New Roman"/>
+          <w:sz w:val="28"/>
+          <w:szCs w:val="28"/>
+        </w:rPr>
+        <w:t xml:space="preserve">kanani qo'l bilan ezmasdan, to'g'ri olib tashlash qoidalarini targ'ib qilish;</w:t>
+      </w:r>
+    </w:p>
+    <w:p>
+      <w:pPr>
+        <w:pStyle w:val="ListParagraph"/>
+        <w:numPr>
+          <w:ilvl w:val="0"/>
+          <w:numId w:val="3"/>
+        </w:numPr>
+        <w:spacing w:after="60" w:line="276"/>
+        <w:jc w:val="both"/>
+      </w:pPr>
+      <w:r>
+        <w:rPr>
+          <w:rFonts w:ascii="Times New Roman" w:cs="Times New Roman" w:eastAsia="Times New Roman" w:hAnsi="Times New Roman"/>
+          <w:sz w:val="28"/>
+          <w:szCs w:val="28"/>
+        </w:rPr>
+        <w:t xml:space="preserve">chorvachilik va go'sht mahsulotlari bilan ishlashda himoya vositalaridan foydalanish;</w:t>
+      </w:r>
+    </w:p>
+    <w:p>
+      <w:pPr>
+        <w:pStyle w:val="ListParagraph"/>
+        <w:numPr>
+          <w:ilvl w:val="0"/>
+          <w:numId w:val="3"/>
+        </w:numPr>
+        <w:spacing w:after="60" w:line="276"/>
+        <w:jc w:val="both"/>
+      </w:pPr>
+      <w:r>
+        <w:rPr>
+          <w:rFonts w:ascii="Times New Roman" w:cs="Times New Roman" w:eastAsia="Times New Roman" w:hAnsi="Times New Roman"/>
+          <w:sz w:val="28"/>
+          <w:szCs w:val="28"/>
+        </w:rPr>
+        <w:t xml:space="preserve">tibbiy muassasalarda infeksion nazorat va shaxsiy himoya vositalari orqali nozokomial yuqishning oldini olish.</w:t>
+      </w:r>
+    </w:p>
+    <w:p>
+      <w:pPr>
+        <w:spacing w:after="120" w:line="276"/>
+        <w:ind w:firstLine="567"/>
+        <w:jc w:val="both"/>
+      </w:pPr>
+      <w:r>
+        <w:rPr>
+          <w:rFonts w:ascii="Times New Roman" w:cs="Times New Roman" w:eastAsia="Times New Roman" w:hAnsi="Times New Roman"/>
+          <w:sz w:val="28"/>
+          <w:szCs w:val="28"/>
+        </w:rPr>
+        <w:t xml:space="preserve">Kasal bilan kontaktda bo'lgan tibbiy xodimlar va yaqinlar maksimal inkubatsion davr mobaynida kuzatuvga olinadi [2]. KKGLning muhim epidemiologik xususiyati — uning nozokomial (shifoxona ichi) yuqish xavfidir: bemorning qoni va ajralmalari yuqori darajada yuqtiruvchi bo'lgani uchun tibbiy xodimlar, agar himoya vositalaridan to'g'ri foydalanmasa, zararlanishi mumkin. Shu bois KKGLga shubha qilingan har bir bemor bilan ishlashda to'liq himoya vositalari (xalat, qo'lqop, niqob, ko'zoynak) ishlatiladi va laboratoriya namunalari maxsus tartibda olinadi hamda tashiladi.</w:t>
+      </w:r>
+    </w:p>
+    <w:p>
+      <w:pPr>
+        <w:pStyle w:val="Heading2"/>
+        <w:spacing w:after="100" w:before="200"/>
+      </w:pPr>
+      <w:r>
+        <w:rPr>
+          <w:rFonts w:ascii="Times New Roman" w:cs="Times New Roman" w:eastAsia="Times New Roman" w:hAnsi="Times New Roman"/>
+          <w:b/>
+          <w:bCs/>
+          <w:sz w:val="28"/>
+          <w:szCs w:val="28"/>
+        </w:rPr>
+        <w:t xml:space="preserve">Epidemiyaga qarshi chora-tadbirlarni rejalashtirish</w:t>
+      </w:r>
+    </w:p>
+    <w:p>
+      <w:pPr>
+        <w:spacing w:after="120" w:line="276"/>
+        <w:ind w:firstLine="567"/>
+        <w:jc w:val="both"/>
+      </w:pPr>
+      <w:r>
+        <w:rPr>
+          <w:rFonts w:ascii="Times New Roman" w:cs="Times New Roman" w:eastAsia="Times New Roman" w:hAnsi="Times New Roman"/>
+          <w:sz w:val="28"/>
+          <w:szCs w:val="28"/>
+        </w:rPr>
+        <w:t xml:space="preserve">KKGL o'ta xavfli kasallik bo'lgani uchun aniqlanganda yoki gumon qilinganda shoshilinch choralar ko'riladi: bemorni maxsus bo'limga (boksga) ajratish, qat'iy infeksion nazorat, bemor qoni va ajralmalari bilan ishlashda to'liq himoya vositalaridan foydalanish. Muloqotda bo'lganlar (ayniqsa tibbiy xodimlar) maksimal inkubatsion davr mobaynida kuzatiladi. Tabiiy o'choqlarda rejali tadbirlar — kana populyatsiyasini monitoring qilish, chorvada akaritsid ishlovi, aholi o'rtasida sanitariya-targ'ibot — oldindan rejalashtiriladi. Bu ish veterinariya xizmati bilan hamkorlikni va "Yagona salomatlik" (One Health) yondashuvini talab qiladi, chunki KKGL nazorati odam, hayvon va atrof-muhit salomatligini birgalikda ko'rib chiqishni talab etadi [2]. Kasallik aniqlangan taqdirda SSV va SEO-JSQ organlariga shoshilinch xabar beriladi, o'choqda epidemiologik tekshiruv o'tkazilib, infeksiya manbai (kana chaqishi joyi, zararlangan chorva) aniqlanadi. Tabiiy o'choqlarni rayonlashtirish va xavfli hududlarda aholini oldindan ogohlantirish profilaktikaning muhim qismidir.</w:t>
+      </w:r>
+    </w:p>
+    <w:p>
+      <w:pPr>
+        <w:pStyle w:val="Heading2"/>
+        <w:spacing w:after="100" w:before="200"/>
+      </w:pPr>
+      <w:r>
+        <w:rPr>
+          <w:rFonts w:ascii="Times New Roman" w:cs="Times New Roman" w:eastAsia="Times New Roman" w:hAnsi="Times New Roman"/>
+          <w:b/>
+          <w:bCs/>
+          <w:sz w:val="28"/>
+          <w:szCs w:val="28"/>
+        </w:rPr>
+        <w:t xml:space="preserve">Milliy hujjatlar: davolash va laboratoriya tashxisi</w:t>
+      </w:r>
+    </w:p>
+    <w:p>
+      <w:pPr>
+        <w:spacing w:after="120" w:line="276"/>
+        <w:ind w:firstLine="567"/>
+        <w:jc w:val="both"/>
+      </w:pPr>
+      <w:r>
+        <w:rPr>
+          <w:rFonts w:ascii="Times New Roman" w:cs="Times New Roman" w:eastAsia="Times New Roman" w:hAnsi="Times New Roman"/>
+          <w:sz w:val="28"/>
+          <w:szCs w:val="28"/>
+        </w:rPr>
+        <w:t xml:space="preserve">SSV ning 226-sonli buyrug'iga ko'ra, KKGI klinik jihatdan og'ir kechadigan, o'lim ko'rsatkichi yuqori kasallik bo'lib, so'nggi yillarda O'zbekistonda ham tabiiy o'choqlar faollashib, kasallik sporadik holda qayd etilmoqda. Buyruq 2016–2018-yillarga mo'ljallangan chora-tadbirlar rejasini tasdiqlagan; har yili epidemik mavsum oldidan, mart oyida oxirgi 5 yilda kasallanib sog'aygan fuqarolar ro'yxati shakllantiriladi va ulardan olingan qonda KKGI virusiga qarshi antitelolar (IgG) optik zichligini aniqlash uchun namunalar Virusologiya ITIga yuboriladi [1]. Laboratoriya diagnostikasini tashkil etish va o'tkazish tartibi bo'yicha metodik tavsiyanoma Virusologiya ITI va Respublika DSENM tomonidan ishlab chiqilgan va 2017-yil 27-dekabrdagi yig'ilishda ma'qullangan [3]. SanQvaN № 0090-25 ga ko'ra, yuqori darajada yuqumli virusli gemorragik isitmalar o'choqlarida o'choqli dezinfeksiya majburiy [4].</w:t>
+      </w:r>
+    </w:p>
+    <w:p>
+      <w:pPr>
+        <w:pStyle w:val="Heading2"/>
+        <w:spacing w:after="100" w:before="200"/>
+      </w:pPr>
+      <w:r>
+        <w:rPr>
+          <w:rFonts w:ascii="Times New Roman" w:cs="Times New Roman" w:eastAsia="Times New Roman" w:hAnsi="Times New Roman"/>
+          <w:b/>
+          <w:bCs/>
+          <w:sz w:val="28"/>
+          <w:szCs w:val="28"/>
+        </w:rPr>
+        <w:t xml:space="preserve">Xulosa</w:t>
+      </w:r>
+    </w:p>
+    <w:p>
+      <w:pPr>
+        <w:spacing w:after="120" w:line="276"/>
+        <w:ind w:firstLine="567"/>
+        <w:jc w:val="both"/>
+      </w:pPr>
+      <w:r>
+        <w:rPr>
+          <w:rFonts w:ascii="Times New Roman" w:cs="Times New Roman" w:eastAsia="Times New Roman" w:hAnsi="Times New Roman"/>
+          <w:sz w:val="28"/>
+          <w:szCs w:val="28"/>
+        </w:rPr>
+        <w:t xml:space="preserve">KKGL — CCHFV keltirib chiqaradigan o'ta xavfli tabiiy o'choqli virusli gemorragik isitma bo'lib, asosan Hyalomma kanalari chaqishi orqali yuqadi; o'lim darajasi 10–40%. Inkubatsion davr kana chaqishida 1–3 kun, qon kontaktida 5–6 kun. Tashxis maxsus laboratoriyalarda PZR va serologik usullar bilan qo'yiladi. Profilaktikaning asosi — kanalarga qarshi kurash, aholini himoyalash va tibbiy muassasalarda nozokomial yuqishning oldini olishdir. Epidemiyaga qarshi tadbirlar bemorni ajratish, qat'iy infeksion nazorat va tabiiy o'choqlarni monitoring qilishni qamrab oladi. KKGL o'ta xavfli va tabiiy o'choqli kasallik bo'lgani uchun unga qarshi kurash doimiy monitoring, sektorlararo hamkorlik va tibbiy xodimlar tayyorgarligini talab qiladi; vrach-epidemiolog uchun bu kasallikning yuqish yo'llari va xavfsizlik choralarini bilish ham aholi, ham o'zini himoya qilishning asosidir. Qonunga ko'ra o'choqlarda gumon qilinganlarni aniqlash, ajratish va kasalxonaga yotqizish, muloqotda bo'lganlarni laboratoriya tekshiruvidan o'tkazish hamda yuqish yo'llari va omillarini aniqlash choralari o'tkaziladi [5]. Xalqaro yondashuvda ham nazorat odatda yuqish zanjirining aralashuvga eng sezgir bo'g'iniga qaratiladi [6].</w:t>
+      </w:r>
+    </w:p>
+    <w:p>
+      <w:pPr>
+        <w:pStyle w:val="Heading2"/>
+        <w:spacing w:after="100" w:before="280"/>
+      </w:pPr>
+      <w:r>
+        <w:rPr>
+          <w:rFonts w:ascii="Times New Roman" w:cs="Times New Roman" w:eastAsia="Times New Roman" w:hAnsi="Times New Roman"/>
+          <w:b/>
+          <w:bCs/>
+          <w:sz w:val="28"/>
+          <w:szCs w:val="28"/>
+        </w:rPr>
+        <w:t xml:space="preserve">Foydalanilgan adabiyotlar</w:t>
+      </w:r>
+    </w:p>
+    <w:p>
+      <w:pPr>
+        <w:pStyle w:val="ListParagraph"/>
+        <w:numPr>
+          <w:ilvl w:val="0"/>
+          <w:numId w:val="4"/>
+        </w:numPr>
+        <w:spacing w:after="80" w:line="260"/>
+      </w:pPr>
+      <w:r>
+        <w:rPr>
+          <w:rFonts w:ascii="Times New Roman" w:cs="Times New Roman" w:eastAsia="Times New Roman" w:hAnsi="Times New Roman"/>
+          <w:sz w:val="28"/>
+          <w:szCs w:val="28"/>
+        </w:rPr>
+        <w:t xml:space="preserve">O'zbekiston Respublikasi Sog'liqni saqlash vazirining 16.05.2016-yildagi 226-son buyrug'i: Qrim-Kongo gemorragik isitma bilan kasallangan bemorlarni davolash tizimini takomillashtirish haqida. Manba: xayrullokomilov.uz/kutubxona, material № 345 (kutubxonadagi sarlavhaga ko'ra; matn lotin yozuvida).</w:t>
+      </w:r>
+    </w:p>
+    <w:p>
+      <w:pPr>
+        <w:pStyle w:val="ListParagraph"/>
+        <w:numPr>
+          <w:ilvl w:val="0"/>
+          <w:numId w:val="4"/>
+        </w:numPr>
+        <w:spacing w:after="80" w:line="260"/>
+      </w:pPr>
+      <w:r>
+        <w:rPr>
+          <w:rFonts w:ascii="Times New Roman" w:cs="Times New Roman" w:eastAsia="Times New Roman" w:hAnsi="Times New Roman"/>
+          <w:sz w:val="28"/>
+          <w:szCs w:val="28"/>
+        </w:rPr>
         <w:t xml:space="preserve">World Health Organization. Crimean-Congo haemorrhagic fever (fact sheet): incubation 1–3 days (tick), 5–6 days (blood contact); case fatality 10–40%. URL: https://www.who.int/health-topics/crimean-congo-haemorrhagic-fever</w:t>
+      </w:r>
+    </w:p>
+    <w:p>
+      <w:pPr>
+        <w:pStyle w:val="ListParagraph"/>
+        <w:numPr>
+          <w:ilvl w:val="0"/>
+          <w:numId w:val="4"/>
+        </w:numPr>
+        <w:spacing w:after="80" w:line="260"/>
+      </w:pPr>
+      <w:r>
+        <w:rPr>
+          <w:rFonts w:ascii="Times New Roman" w:cs="Times New Roman" w:eastAsia="Times New Roman" w:hAnsi="Times New Roman"/>
+          <w:sz w:val="28"/>
+          <w:szCs w:val="28"/>
+        </w:rPr>
+        <w:t xml:space="preserve">Metodik tavsiyanoma MU № 012-3.319: Qrim-Kongo gemorragik isitmasining laboratoriya diagnostikasini tashkil etish va o'tkazish tartibi (Virusologiya ITI va Respublika DSENM; Sog'liqni saqlash vazirligi huzuridagi qo'mita yig'ilishida 27.12.2017-yilda ma'qullangan). Manba: xayrullokomilov.uz/kutubxona, material № 1515 (rus tilida).</w:t>
+      </w:r>
+    </w:p>
+    <w:p>
+      <w:pPr>
+        <w:pStyle w:val="ListParagraph"/>
+        <w:numPr>
+          <w:ilvl w:val="0"/>
+          <w:numId w:val="4"/>
+        </w:numPr>
+        <w:spacing w:after="80" w:line="260"/>
+      </w:pPr>
+      <w:r>
+        <w:rPr>
+          <w:rFonts w:ascii="Times New Roman" w:cs="Times New Roman" w:eastAsia="Times New Roman" w:hAnsi="Times New Roman"/>
+          <w:sz w:val="28"/>
+          <w:szCs w:val="28"/>
+        </w:rPr>
+        <w:t xml:space="preserve">SanQvaN № 0090-25 (SEO va JS qo'mitasi qarori, Toshkent, 05.05.2025, № 8; Adliya vazirligida 03.06.2025-yilda 350-raqam bilan ro'yxatga olingan), 55, 56, 63, 65-bandlar. URL: https://lex.uz/en/docs/-7556121. Manba: xayrullokomilov.uz/kutubxona, material № 660.</w:t>
+      </w:r>
+    </w:p>
+    <w:p>
+      <w:pPr>
+        <w:pStyle w:val="ListParagraph"/>
+        <w:numPr>
+          <w:ilvl w:val="0"/>
+          <w:numId w:val="4"/>
+        </w:numPr>
+        <w:spacing w:after="80" w:line="260"/>
+      </w:pPr>
+      <w:r>
+        <w:rPr>
+          <w:rFonts w:ascii="Times New Roman" w:cs="Times New Roman" w:eastAsia="Times New Roman" w:hAnsi="Times New Roman"/>
+          <w:sz w:val="28"/>
+          <w:szCs w:val="28"/>
+        </w:rPr>
+        <w:t xml:space="preserve">O'zbekiston Respublikasining "Aholining sanitariya-epidemiologik osoyishtaligi to'g'risida"gi Qonuni (Qonunchilik palatasi 2015-yil 15-iyulda qabul qilgan, Senat 2015-yil 6-avgustda ma'qullagan), 32-modda. URL: https://lex.uz/docs/2732587. Manba: xayrullokomilov.uz/kutubxona, material № 201 (matn kirill yozuvida; asosiy raqami matnda ko'rsatilmagan — tasdiqlanmagan).</w:t>
+      </w:r>
+    </w:p>
+    <w:p>
+      <w:pPr>
+        <w:pStyle w:val="ListParagraph"/>
+        <w:numPr>
+          <w:ilvl w:val="0"/>
+          <w:numId w:val="4"/>
+        </w:numPr>
+        <w:spacing w:after="80" w:line="260"/>
+      </w:pPr>
+      <w:r>
+        <w:rPr>
+          <w:rFonts w:ascii="Times New Roman" w:cs="Times New Roman" w:eastAsia="Times New Roman" w:hAnsi="Times New Roman"/>
+          <w:sz w:val="28"/>
+          <w:szCs w:val="28"/>
+        </w:rPr>
+        <w:t xml:space="preserve">CDC. Principles of Epidemiology in Public Health Practice (SS1978), Lesson 1, Section 10: Chain of Infection. URL: https://archive.cdc.gov/www_cdc_gov/csels/dsepd/ss1978/lesson1/section10.html (kirilgan sana: 30.10.2026).</w:t>
       </w:r>
     </w:p>
     <w:sectPr>
       <w:pgSz w:w="11906" w:h="16838" w:orient="portrait"/>
-      <w:pgMar w:top="1134" w:right="850" w:bottom="1134" w:left="1418" w:header="708" w:footer="708" w:gutter="0"/>
+      <w:pgMar w:top="1134" w:right="850" w:bottom="1134" w:left="1701" w:header="708" w:footer="708" w:gutter="0"/>
       <w:pgNumType/>
       <w:docGrid w:linePitch="360"/>
     </w:sectPr>
@@ -472,12 +750,17 @@
     <w:multiLevelType w:val="hybridMultilevel"/>
     <w:lvl w:ilvl="0" w:tentative="1">
       <w:start w:val="1"/>
-      <w:numFmt w:val="bullet"/>
-      <w:lvlText w:val="•"/>
+      <w:numFmt w:val="decimal"/>
+      <w:lvlText w:val="[%1]"/>
       <w:lvlJc w:val="left"/>
       <w:pPr>
-        <w:ind w:left="576" w:hanging="316"/>
-      </w:pPr>
+        <w:ind w:left="720" w:hanging="720"/>
+      </w:pPr>
+      <w:rPr>
+        <w:rFonts w:ascii="Times New Roman" w:cs="Times New Roman" w:eastAsia="Times New Roman" w:hAnsi="Times New Roman"/>
+        <w:sz w:val="28"/>
+        <w:szCs w:val="28"/>
+      </w:rPr>
     </w:lvl>
   </w:abstractNum>
   <w:abstractNum w:abstractNumId="3" w15:restartNumberingAfterBreak="0">
@@ -485,11 +768,16 @@
     <w:lvl w:ilvl="0" w:tentative="1">
       <w:start w:val="1"/>
       <w:numFmt w:val="decimal"/>
-      <w:lvlText w:val="%1."/>
+      <w:lvlText w:val="%1)"/>
       <w:lvlJc w:val="left"/>
       <w:pPr>
-        <w:ind w:left="576" w:hanging="316"/>
-      </w:pPr>
+        <w:ind w:left="851" w:hanging="425"/>
+      </w:pPr>
+      <w:rPr>
+        <w:rFonts w:ascii="Times New Roman" w:cs="Times New Roman" w:eastAsia="Times New Roman" w:hAnsi="Times New Roman"/>
+        <w:sz w:val="28"/>
+        <w:szCs w:val="28"/>
+      </w:rPr>
     </w:lvl>
   </w:abstractNum>
   <w:abstractNum w:abstractNumId="4" w15:restartNumberingAfterBreak="0">
@@ -497,23 +785,16 @@
     <w:lvl w:ilvl="0" w:tentative="1">
       <w:start w:val="1"/>
       <w:numFmt w:val="decimal"/>
-      <w:lvlText w:val="%1."/>
-      <w:lvlJc w:val="left"/>
-      <w:pPr>
-        <w:ind w:left="576" w:hanging="316"/>
-      </w:pPr>
-    </w:lvl>
-  </w:abstractNum>
-  <w:abstractNum w:abstractNumId="90">
-    <w:multiLevelType w:val="hybridMultilevel"/>
-    <w:lvl w:ilvl="0">
-      <w:start w:val="1"/>
-      <w:numFmt w:val="decimal"/>
       <w:lvlText w:val="%1)"/>
       <w:lvlJc w:val="left"/>
       <w:pPr>
         <w:ind w:left="851" w:hanging="425"/>
       </w:pPr>
+      <w:rPr>
+        <w:rFonts w:ascii="Times New Roman" w:cs="Times New Roman" w:eastAsia="Times New Roman" w:hAnsi="Times New Roman"/>
+        <w:sz w:val="28"/>
+        <w:szCs w:val="28"/>
+      </w:rPr>
     </w:lvl>
   </w:abstractNum>
   <w:num w:numId="1">
@@ -523,7 +804,7 @@
     </w:lvlOverride>
   </w:num>
   <w:num w:numId="2">
-    <w:abstractNumId w:val="2"/>
+    <w:abstractNumId w:val="3"/>
     <w:lvlOverride w:ilvl="0">
       <w:startOverride w:val="1"/>
     </w:lvlOverride>
@@ -534,14 +815,8 @@
       <w:startOverride w:val="1"/>
     </w:lvlOverride>
   </w:num>
-  <w:num w:numId="101">
-    <w:abstractNumId w:val="90"/>
-    <w:lvlOverride w:ilvl="0">
-      <w:startOverride w:val="1"/>
-    </w:lvlOverride>
-  </w:num>
-  <w:num w:numId="102">
-    <w:abstractNumId w:val="90"/>
+  <w:num w:numId="4">
+    <w:abstractNumId w:val="2"/>
     <w:lvlOverride w:ilvl="0">
       <w:startOverride w:val="1"/>
     </w:lvlOverride>
@@ -555,8 +830,8 @@
     <w:rPrDefault>
       <w:rPr>
         <w:rFonts w:ascii="Times New Roman" w:cs="Times New Roman" w:eastAsia="Times New Roman" w:hAnsi="Times New Roman"/>
-        <w:sz w:val="24"/>
-        <w:szCs w:val="24"/>
+        <w:sz w:val="28"/>
+        <w:szCs w:val="28"/>
       </w:rPr>
     </w:rPrDefault>
     <w:pPrDefault/>
@@ -691,7 +966,7 @@
     <w:unhideWhenUsed/>
     <w:pPr>
       <w:spacing w:after="100"/>
-      <w:ind w:left="240"/>
+      <w:ind w:left="280"/>
     </w:pPr>
   </w:style>
   <w:style w:type="paragraph" w:styleId="TOC3">
@@ -703,7 +978,7 @@
     <w:unhideWhenUsed/>
     <w:pPr>
       <w:spacing w:after="100"/>
-      <w:ind w:left="480"/>
+      <w:ind w:left="560"/>
     </w:pPr>
   </w:style>
   <w:style w:type="paragraph" w:styleId="TOC4">
@@ -715,7 +990,7 @@
     <w:unhideWhenUsed/>
     <w:pPr>
       <w:spacing w:after="100"/>
-      <w:ind w:left="720"/>
+      <w:ind w:left="840"/>
     </w:pPr>
   </w:style>
   <w:style w:type="paragraph" w:styleId="TOC5">
@@ -727,7 +1002,7 @@
     <w:unhideWhenUsed/>
     <w:pPr>
       <w:spacing w:after="100"/>
-      <w:ind w:left="960"/>
+      <w:ind w:left="1120"/>
     </w:pPr>
   </w:style>
   <w:style w:type="paragraph" w:styleId="TOC6">
@@ -739,23 +1014,11 @@
     <w:unhideWhenUsed/>
     <w:pPr>
       <w:spacing w:after="100"/>
-      <w:ind w:left="1200"/>
+      <w:ind w:left="1400"/>
     </w:pPr>
   </w:style>
   <w:style w:type="paragraph" w:styleId="TOC7">
     <w:name w:val="toc 7"/>
-    <w:basedOn w:val="Normal"/>
-    <w:next w:val="Normal"/>
-    <w:uiPriority w:val="39"/>
-    <w:semiHidden/>
-    <w:unhideWhenUsed/>
-    <w:pPr>
-      <w:spacing w:after="100"/>
-      <w:ind w:left="1440"/>
-    </w:pPr>
-  </w:style>
-  <w:style w:type="paragraph" w:styleId="TOC8">
-    <w:name w:val="toc 8"/>
     <w:basedOn w:val="Normal"/>
     <w:next w:val="Normal"/>
     <w:uiPriority w:val="39"/>
@@ -766,6 +1029,18 @@
       <w:ind w:left="1680"/>
     </w:pPr>
   </w:style>
+  <w:style w:type="paragraph" w:styleId="TOC8">
+    <w:name w:val="toc 8"/>
+    <w:basedOn w:val="Normal"/>
+    <w:next w:val="Normal"/>
+    <w:uiPriority w:val="39"/>
+    <w:semiHidden/>
+    <w:unhideWhenUsed/>
+    <w:pPr>
+      <w:spacing w:after="100"/>
+      <w:ind w:left="1960"/>
+    </w:pPr>
+  </w:style>
   <w:style w:type="paragraph" w:styleId="TOC9">
     <w:name w:val="toc 9"/>
     <w:basedOn w:val="Normal"/>
@@ -775,7 +1050,7 @@
     <w:unhideWhenUsed/>
     <w:pPr>
       <w:spacing w:after="100"/>
-      <w:ind w:left="1920"/>
+      <w:ind w:left="2240"/>
     </w:pPr>
   </w:style>
   <w:style w:type="character" w:styleId="Hyperlink">
@@ -875,15 +1150,16 @@
     <w:next w:val="Normal"/>
     <w:qFormat/>
     <w:pPr>
-      <w:spacing w:after="200"/>
-      <w:jc w:val="center"/>
+      <w:spacing w:after="240" w:before="0"/>
+      <w:outlineLvl w:val="0"/>
     </w:pPr>
     <w:rPr>
       <w:rFonts w:ascii="Times New Roman" w:cs="Times New Roman" w:eastAsia="Times New Roman" w:hAnsi="Times New Roman"/>
       <w:b/>
       <w:bCs/>
-      <w:sz w:val="28"/>
-      <w:szCs w:val="28"/>
+      <w:color w:val="000000"/>
+      <w:sz w:val="30"/>
+      <w:szCs w:val="30"/>
     </w:rPr>
   </w:style>
   <w:style w:type="paragraph" w:styleId="Heading2">
@@ -891,12 +1167,17 @@
     <w:basedOn w:val="Normal"/>
     <w:next w:val="Normal"/>
     <w:qFormat/>
+    <w:pPr>
+      <w:spacing w:after="100" w:before="200"/>
+      <w:outlineLvl w:val="1"/>
+    </w:pPr>
     <w:rPr>
       <w:rFonts w:ascii="Times New Roman" w:cs="Times New Roman" w:eastAsia="Times New Roman" w:hAnsi="Times New Roman"/>
       <w:b/>
       <w:bCs/>
-      <w:sz w:val="26"/>
-      <w:szCs w:val="26"/>
+      <w:color w:val="000000"/>
+      <w:sz w:val="28"/>
+      <w:szCs w:val="28"/>
     </w:rPr>
   </w:style>
 </w:styles>
